--- a/a7/build/out/u6/A7 6.03 Pythagorean Theorem - Independent Set.docx
+++ b/a7/build/out/u6/A7 6.03 Pythagorean Theorem - Independent Set.docx
@@ -452,7 +452,7 @@
                 <w:color w:val="1A1A1A"/>
                 <w:sz w:val="22"/>
               </w:rPr>
-              <w:t>A right triangle has a hypotenuse of 11 in and one leg of 4 in. How long is the other leg, exactly and to the nearest tenth?</w:t>
+              <w:t>A right triangle has a hypotenuse of 11 inches and one leg of 4 inches. How long is the other leg, exactly and to the nearest tenth?</w:t>
             </w:r>
           </w:p>
           <w:p>
@@ -524,7 +524,7 @@
                 <w:color w:val="1A1A1A"/>
                 <w:sz w:val="22"/>
               </w:rPr>
-              <w:t>A right triangle is drawn turned on its side. Its legs are 6 m and 11 m. How long is its hypotenuse, to the nearest tenth?</w:t>
+              <w:t>A right triangle has legs of 6 m and 11 m (drawn turned on its side on the paper). How long is its hypotenuse, to the nearest tenth?</w:t>
             </w:r>
           </w:p>
           <w:p>

--- a/a7/build/out/u6/A7 6.03 Pythagorean Theorem - Independent Set.docx
+++ b/a7/build/out/u6/A7 6.03 Pythagorean Theorem - Independent Set.docx
@@ -524,7 +524,7 @@
                 <w:color w:val="1A1A1A"/>
                 <w:sz w:val="22"/>
               </w:rPr>
-              <w:t>A right triangle has legs of 6 m and 11 m (drawn turned on its side on the paper). How long is its hypotenuse, to the nearest tenth?</w:t>
+              <w:t>The right triangle on your paper has legs of 6 m and 11 m. How long is its hypotenuse, to the nearest tenth?</w:t>
             </w:r>
           </w:p>
           <w:p>
